--- a/Parking Pass-2.docx
+++ b/Parking Pass-2.docx
@@ -2,13 +2,17 @@
 <file path=word/document.xml><?xml version="1.0" encoding="utf-8"?>
 <w:document xmlns:wpc="http://schemas.microsoft.com/office/word/2010/wordprocessingCanvas" xmlns:cx="http://schemas.microsoft.com/office/drawing/2014/chartex" xmlns:cx1="http://schemas.microsoft.com/office/drawing/2015/9/8/chartex" xmlns:cx2="http://schemas.microsoft.com/office/drawing/2015/10/21/chartex" xmlns:cx3="http://schemas.microsoft.com/office/drawing/2016/5/9/chartex" xmlns:cx4="http://schemas.microsoft.com/office/drawing/2016/5/10/chartex" xmlns:cx5="http://schemas.microsoft.com/office/drawing/2016/5/11/chartex" xmlns:cx6="http://schemas.microsoft.com/office/drawing/2016/5/12/chartex" xmlns:cx7="http://schemas.microsoft.com/office/drawing/2016/5/13/chartex" xmlns:cx8="http://schemas.microsoft.com/office/drawing/2016/5/14/chartex" xmlns:mc="http://schemas.openxmlformats.org/markup-compatibility/2006" xmlns:aink="http://schemas.microsoft.com/office/drawing/2016/ink" xmlns:am3d="http://schemas.microsoft.com/office/drawing/2017/model3d" xmlns:o="urn:schemas-microsoft-com:office:office" xmlns:oel="http://schemas.microsoft.com/office/2019/extlst" xmlns:r="http://schemas.openxmlformats.org/officeDocument/2006/relationships" xmlns:m="http://schemas.openxmlformats.org/officeDocument/2006/math" xmlns:v="urn:schemas-microsoft-com:vml" xmlns:wp14="http://schemas.microsoft.com/office/word/2010/wordprocessingDrawing" xmlns:wp="http://schemas.openxmlformats.org/drawingml/2006/wordprocessingDrawing" xmlns:w10="urn:schemas-microsoft-com:office:word" xmlns:w="http://schemas.openxmlformats.org/wordprocessingml/2006/main" xmlns:w14="http://schemas.microsoft.com/office/word/2010/wordml" xmlns:w15="http://schemas.microsoft.com/office/word/2012/wordml" xmlns:w16cex="http://schemas.microsoft.com/office/word/2018/wordml/cex" xmlns:w16cid="http://schemas.microsoft.com/office/word/2016/wordml/cid" xmlns:w16="http://schemas.microsoft.com/office/word/2018/wordml" xmlns:w16du="http://schemas.microsoft.com/office/word/2023/wordml/word16du" xmlns:w16sdtdh="http://schemas.microsoft.com/office/word/2020/wordml/sdtdatahash" xmlns:w16sdtfl="http://schemas.microsoft.com/office/word/2024/wordml/sdtformatlock" xmlns:w16se="http://schemas.microsoft.com/office/word/2015/wordml/symex" xmlns:wpg="http://schemas.microsoft.com/office/word/2010/wordprocessingGroup" xmlns:wpi="http://schemas.microsoft.com/office/word/2010/wordprocessingInk" xmlns:wne="http://schemas.microsoft.com/office/word/2006/wordml" xmlns:wps="http://schemas.microsoft.com/office/word/2010/wordprocessingShape" mc:Ignorable="w14 w15 w16se w16cid w16 w16cex w16sdtdh w16sdtfl w16du wp14">
   <w:body>
+    <w:p/>
     <w:p>
+      <w:pPr>
+        <w:jc w:val="right"/>
+      </w:pPr>
       <w:r>
         <w:drawing>
-          <wp:inline distT="0" distB="0" distL="0" distR="0" wp14:anchorId="2F91ECD3" wp14:editId="5927FEDE">
-            <wp:extent cx="2743200" cy="4669155"/>
-            <wp:effectExtent l="0" t="0" r="0" b="0"/>
-            <wp:docPr id="2038198832" name="Picture 1" descr="A parking pass with a barcode&#10;&#10;AI-generated content may be incorrect."/>
+          <wp:inline distT="0" distB="0" distL="0" distR="0" wp14:anchorId="6ADD9B28" wp14:editId="3E45E2C2">
+            <wp:extent cx="2743200" cy="4664075"/>
+            <wp:effectExtent l="0" t="0" r="0" b="3175"/>
+            <wp:docPr id="616816901" name="Picture 1" descr="A parking pass with a barcode&#10;&#10;AI-generated content may be incorrect."/>
             <wp:cNvGraphicFramePr>
               <a:graphicFrameLocks xmlns:a="http://schemas.openxmlformats.org/drawingml/2006/main" noChangeAspect="1"/>
             </wp:cNvGraphicFramePr>
@@ -16,11 +20,68 @@
               <a:graphicData uri="http://schemas.openxmlformats.org/drawingml/2006/picture">
                 <pic:pic xmlns:pic="http://schemas.openxmlformats.org/drawingml/2006/picture">
                   <pic:nvPicPr>
-                    <pic:cNvPr id="2038198832" name="Picture 1" descr="A parking pass with a barcode&#10;&#10;AI-generated content may be incorrect."/>
+                    <pic:cNvPr id="616816901" name="Picture 1" descr="A parking pass with a barcode&#10;&#10;AI-generated content may be incorrect."/>
                     <pic:cNvPicPr/>
                   </pic:nvPicPr>
                   <pic:blipFill>
-                    <a:blip r:embed="rId4"/>
+                    <a:blip r:embed="rId4">
+                      <a:extLst>
+                        <a:ext uri="{28A0092B-C50C-407E-A947-70E740481C1C}">
+                          <a14:useLocalDpi xmlns:a14="http://schemas.microsoft.com/office/drawing/2010/main" val="0"/>
+                        </a:ext>
+                      </a:extLst>
+                    </a:blip>
+                    <a:stretch>
+                      <a:fillRect/>
+                    </a:stretch>
+                  </pic:blipFill>
+                  <pic:spPr>
+                    <a:xfrm>
+                      <a:off x="0" y="0"/>
+                      <a:ext cx="2743200" cy="4664075"/>
+                    </a:xfrm>
+                    <a:prstGeom prst="rect">
+                      <a:avLst/>
+                    </a:prstGeom>
+                  </pic:spPr>
+                </pic:pic>
+              </a:graphicData>
+            </a:graphic>
+          </wp:inline>
+        </w:drawing>
+      </w:r>
+      <w:r>
+        <w:drawing>
+          <wp:anchor distT="0" distB="0" distL="114300" distR="114300" simplePos="0" relativeHeight="251658240" behindDoc="0" locked="0" layoutInCell="1" allowOverlap="1" wp14:anchorId="74257884" wp14:editId="18F1429E">
+            <wp:simplePos x="914400" y="916305"/>
+            <wp:positionH relativeFrom="margin">
+              <wp:align>left</wp:align>
+            </wp:positionH>
+            <wp:positionV relativeFrom="margin">
+              <wp:align>top</wp:align>
+            </wp:positionV>
+            <wp:extent cx="2743200" cy="4669155"/>
+            <wp:effectExtent l="0" t="0" r="0" b="0"/>
+            <wp:wrapSquare wrapText="bothSides"/>
+            <wp:docPr id="104179245" name="Picture 1" descr="A parking pass with a barcode&#10;&#10;AI-generated content may be incorrect."/>
+            <wp:cNvGraphicFramePr>
+              <a:graphicFrameLocks xmlns:a="http://schemas.openxmlformats.org/drawingml/2006/main" noChangeAspect="1"/>
+            </wp:cNvGraphicFramePr>
+            <a:graphic xmlns:a="http://schemas.openxmlformats.org/drawingml/2006/main">
+              <a:graphicData uri="http://schemas.openxmlformats.org/drawingml/2006/picture">
+                <pic:pic xmlns:pic="http://schemas.openxmlformats.org/drawingml/2006/picture">
+                  <pic:nvPicPr>
+                    <pic:cNvPr id="104179245" name="Picture 1" descr="A parking pass with a barcode&#10;&#10;AI-generated content may be incorrect."/>
+                    <pic:cNvPicPr/>
+                  </pic:nvPicPr>
+                  <pic:blipFill>
+                    <a:blip r:embed="rId5">
+                      <a:extLst>
+                        <a:ext uri="{28A0092B-C50C-407E-A947-70E740481C1C}">
+                          <a14:useLocalDpi xmlns:a14="http://schemas.microsoft.com/office/drawing/2010/main" val="0"/>
+                        </a:ext>
+                      </a:extLst>
+                    </a:blip>
                     <a:stretch>
                       <a:fillRect/>
                     </a:stretch>
@@ -37,17 +98,26 @@
                 </pic:pic>
               </a:graphicData>
             </a:graphic>
-          </wp:inline>
+          </wp:anchor>
         </w:drawing>
       </w:r>
     </w:p>
     <w:p>
       <w:r>
+        <w:lastRenderedPageBreak/>
         <w:drawing>
-          <wp:inline distT="0" distB="0" distL="0" distR="0" wp14:anchorId="2725646A" wp14:editId="49EE09DB">
-            <wp:extent cx="2743200" cy="4669155"/>
+          <wp:anchor distT="0" distB="0" distL="114300" distR="114300" simplePos="0" relativeHeight="251660288" behindDoc="0" locked="0" layoutInCell="1" allowOverlap="1" wp14:anchorId="0C093E6E" wp14:editId="04176064">
+            <wp:simplePos x="4114800" y="916305"/>
+            <wp:positionH relativeFrom="margin">
+              <wp:align>right</wp:align>
+            </wp:positionH>
+            <wp:positionV relativeFrom="margin">
+              <wp:align>center</wp:align>
+            </wp:positionV>
+            <wp:extent cx="2743200" cy="4691380"/>
             <wp:effectExtent l="0" t="0" r="0" b="0"/>
-            <wp:docPr id="199866738" name="Picture 1" descr="A parking pass with a barcode&#10;&#10;AI-generated content may be incorrect."/>
+            <wp:wrapSquare wrapText="bothSides"/>
+            <wp:docPr id="179418333" name="Picture 1" descr="A parking pass with a barcode&#10;&#10;AI-generated content may be incorrect."/>
             <wp:cNvGraphicFramePr>
               <a:graphicFrameLocks xmlns:a="http://schemas.openxmlformats.org/drawingml/2006/main" noChangeAspect="1"/>
             </wp:cNvGraphicFramePr>
@@ -55,11 +125,17 @@
               <a:graphicData uri="http://schemas.openxmlformats.org/drawingml/2006/picture">
                 <pic:pic xmlns:pic="http://schemas.openxmlformats.org/drawingml/2006/picture">
                   <pic:nvPicPr>
-                    <pic:cNvPr id="199866738" name="Picture 1" descr="A parking pass with a barcode&#10;&#10;AI-generated content may be incorrect."/>
+                    <pic:cNvPr id="179418333" name="Picture 1" descr="A parking pass with a barcode&#10;&#10;AI-generated content may be incorrect."/>
                     <pic:cNvPicPr/>
                   </pic:nvPicPr>
                   <pic:blipFill>
-                    <a:blip r:embed="rId4"/>
+                    <a:blip r:embed="rId6">
+                      <a:extLst>
+                        <a:ext uri="{28A0092B-C50C-407E-A947-70E740481C1C}">
+                          <a14:useLocalDpi xmlns:a14="http://schemas.microsoft.com/office/drawing/2010/main" val="0"/>
+                        </a:ext>
+                      </a:extLst>
+                    </a:blip>
                     <a:stretch>
                       <a:fillRect/>
                     </a:stretch>
@@ -67,7 +143,7 @@
                   <pic:spPr>
                     <a:xfrm>
                       <a:off x="0" y="0"/>
-                      <a:ext cx="2743200" cy="4669155"/>
+                      <a:ext cx="2743200" cy="4691380"/>
                     </a:xfrm>
                     <a:prstGeom prst="rect">
                       <a:avLst/>
@@ -76,11 +152,61 @@
                 </pic:pic>
               </a:graphicData>
             </a:graphic>
-          </wp:inline>
+          </wp:anchor>
+        </w:drawing>
+      </w:r>
+      <w:r>
+        <w:drawing>
+          <wp:anchor distT="0" distB="0" distL="114300" distR="114300" simplePos="0" relativeHeight="251659264" behindDoc="0" locked="0" layoutInCell="1" allowOverlap="1" wp14:anchorId="51D1AC0D" wp14:editId="5FE8C8D9">
+            <wp:simplePos x="914400" y="916305"/>
+            <wp:positionH relativeFrom="margin">
+              <wp:align>left</wp:align>
+            </wp:positionH>
+            <wp:positionV relativeFrom="margin">
+              <wp:align>center</wp:align>
+            </wp:positionV>
+            <wp:extent cx="2743200" cy="4679315"/>
+            <wp:effectExtent l="0" t="0" r="0" b="6985"/>
+            <wp:wrapSquare wrapText="bothSides"/>
+            <wp:docPr id="2029178852" name="Picture 1" descr="A parking pass with a barcode&#10;&#10;AI-generated content may be incorrect."/>
+            <wp:cNvGraphicFramePr>
+              <a:graphicFrameLocks xmlns:a="http://schemas.openxmlformats.org/drawingml/2006/main" noChangeAspect="1"/>
+            </wp:cNvGraphicFramePr>
+            <a:graphic xmlns:a="http://schemas.openxmlformats.org/drawingml/2006/main">
+              <a:graphicData uri="http://schemas.openxmlformats.org/drawingml/2006/picture">
+                <pic:pic xmlns:pic="http://schemas.openxmlformats.org/drawingml/2006/picture">
+                  <pic:nvPicPr>
+                    <pic:cNvPr id="2029178852" name="Picture 1" descr="A parking pass with a barcode&#10;&#10;AI-generated content may be incorrect."/>
+                    <pic:cNvPicPr/>
+                  </pic:nvPicPr>
+                  <pic:blipFill>
+                    <a:blip r:embed="rId7">
+                      <a:extLst>
+                        <a:ext uri="{28A0092B-C50C-407E-A947-70E740481C1C}">
+                          <a14:useLocalDpi xmlns:a14="http://schemas.microsoft.com/office/drawing/2010/main" val="0"/>
+                        </a:ext>
+                      </a:extLst>
+                    </a:blip>
+                    <a:stretch>
+                      <a:fillRect/>
+                    </a:stretch>
+                  </pic:blipFill>
+                  <pic:spPr>
+                    <a:xfrm>
+                      <a:off x="0" y="0"/>
+                      <a:ext cx="2743200" cy="4679315"/>
+                    </a:xfrm>
+                    <a:prstGeom prst="rect">
+                      <a:avLst/>
+                    </a:prstGeom>
+                  </pic:spPr>
+                </pic:pic>
+              </a:graphicData>
+            </a:graphic>
+          </wp:anchor>
         </w:drawing>
       </w:r>
     </w:p>
-    <w:p/>
     <w:sectPr>
       <w:pgSz w:w="12240" w:h="15840"/>
       <w:pgMar w:top="1440" w:right="1440" w:bottom="1440" w:left="1440" w:header="720" w:footer="720" w:gutter="0"/>
